--- a/QnA.docx
+++ b/QnA.docx
@@ -1766,6 +1766,286 @@
         <w:t>A strong way to explain this project: I built a WSL2 automation pipeline that takes a locally fine-tuned Qwen GGUF model, imports it into Ollama under a stable tag, configures OpenClaw to use that local Ollama model, and verifies the full path from raw Ollama inference through OpenClaw gateway agent execution. The key design choice was preserving the official Qwen Ollama template while only swapping the GGUF source, so tool-compatible chat behavior remains intact after each fine-tune refresh.</w:t>
       </w:r>
     </w:p>
+    <w:p>
+      <w:r>
+        <w:br w:type="page"/>
+      </w:r>
+    </w:p>
+    <w:p>
+      <w:pPr>
+        <w:pStyle w:val="Heading1"/>
+      </w:pPr>
+      <w:r>
+        <w:rPr>
+          <w:color w:val="1F4E79"/>
+        </w:rPr>
+        <w:t>6. Lessons Learned</w:t>
+      </w:r>
+    </w:p>
+    <w:p>
+      <w:pPr>
+        <w:spacing w:after="160"/>
+      </w:pPr>
+      <w:r>
+        <w:t>The OpenClawOllama project provided practical lessons across local LLM deployment, fine-tuning, orchestration, and operational debugging. These points are useful for interview discussion because they connect code decisions to real runtime behavior.</w:t>
+      </w:r>
+    </w:p>
+    <w:p>
+      <w:pPr>
+        <w:pStyle w:val="ListBullet"/>
+        <w:spacing w:after="80"/>
+      </w:pPr>
+      <w:r>
+        <w:rPr>
+          <w:b/>
+          <w:color w:val="1F4E79"/>
+        </w:rPr>
+        <w:t xml:space="preserve">Stable model references simplify deployment: </w:t>
+      </w:r>
+      <w:r>
+        <w:t>Using qwen-local:latest as a stable Ollama tag prevents every new GGUF filename from forcing OpenClaw configuration changes. The deployment boundary becomes stable even when model artifacts change.</w:t>
+      </w:r>
+    </w:p>
+    <w:p>
+      <w:pPr>
+        <w:pStyle w:val="ListBullet"/>
+        <w:spacing w:after="80"/>
+      </w:pPr>
+      <w:r>
+        <w:rPr>
+          <w:b/>
+          <w:color w:val="1F4E79"/>
+        </w:rPr>
+        <w:t xml:space="preserve">Preserving the base chat template matters: </w:t>
+      </w:r>
+      <w:r>
+        <w:t>Replacing only the FROM line in the Ollama Modelfile preserved Qwen 2.5 chat and tool formatting. This avoided breaking OpenClaw compatibility while still allowing the fine-tuned GGUF to be served.</w:t>
+      </w:r>
+    </w:p>
+    <w:p>
+      <w:pPr>
+        <w:pStyle w:val="ListBullet"/>
+        <w:spacing w:after="80"/>
+      </w:pPr>
+      <w:r>
+        <w:rPr>
+          <w:b/>
+          <w:color w:val="1F4E79"/>
+        </w:rPr>
+        <w:t xml:space="preserve">Direct model health is different from agent health: </w:t>
+      </w:r>
+      <w:r>
+        <w:t>Ollama could answer in under two seconds, while OpenClaw agent mode could still hang for minutes. This showed that raw inference tests and full agent-path tests validate different layers.</w:t>
+      </w:r>
+    </w:p>
+    <w:p>
+      <w:pPr>
+        <w:pStyle w:val="ListBullet"/>
+        <w:spacing w:after="80"/>
+      </w:pPr>
+      <w:r>
+        <w:rPr>
+          <w:b/>
+          <w:color w:val="1F4E79"/>
+        </w:rPr>
+        <w:t xml:space="preserve">Local 3B models need lightweight orchestration: </w:t>
+      </w:r>
+      <w:r>
+        <w:t>A small local model can perform well on direct prompts but struggle when wrapped in large system prompts, tool schemas, session history, and workspace context. Prompt budget and orchestration overhead matter as much as model size.</w:t>
+      </w:r>
+    </w:p>
+    <w:p>
+      <w:pPr>
+        <w:pStyle w:val="ListBullet"/>
+        <w:spacing w:after="80"/>
+      </w:pPr>
+      <w:r>
+        <w:rPr>
+          <w:b/>
+          <w:color w:val="1F4E79"/>
+        </w:rPr>
+        <w:t xml:space="preserve">Clean session state improves reliability but not all latency: </w:t>
+      </w:r>
+      <w:r>
+        <w:t>Archiving trajectory files, reset/deleted sessions, and stale locks reduced clutter and avoided some stuck-state issues. However, it did not eliminate OpenClaw gateway overhead.</w:t>
+      </w:r>
+    </w:p>
+    <w:p>
+      <w:pPr>
+        <w:pStyle w:val="ListBullet"/>
+        <w:spacing w:after="80"/>
+      </w:pPr>
+      <w:r>
+        <w:rPr>
+          <w:b/>
+          <w:color w:val="1F4E79"/>
+        </w:rPr>
+        <w:t xml:space="preserve">Deletion should be archive-first: </w:t>
+      </w:r>
+      <w:r>
+        <w:t>Runtime cleanup was implemented by moving files into timestamped backup folders instead of permanently deleting them. This keeps recovery possible while still reducing active state.</w:t>
+      </w:r>
+    </w:p>
+    <w:p>
+      <w:pPr>
+        <w:pStyle w:val="ListBullet"/>
+        <w:spacing w:after="80"/>
+      </w:pPr>
+      <w:r>
+        <w:rPr>
+          <w:b/>
+          <w:color w:val="1F4E79"/>
+        </w:rPr>
+        <w:t xml:space="preserve">Startup scripts should avoid unnecessary config rewrites: </w:t>
+      </w:r>
+      <w:r>
+        <w:t>Repeated OpenClaw config writes triggered reload work and slowed startup. The launcher was improved to check current values before rewriting config.</w:t>
+      </w:r>
+    </w:p>
+    <w:p>
+      <w:pPr>
+        <w:pStyle w:val="ListBullet"/>
+        <w:spacing w:after="80"/>
+      </w:pPr>
+      <w:r>
+        <w:rPr>
+          <w:b/>
+          <w:color w:val="1F4E79"/>
+        </w:rPr>
+        <w:t xml:space="preserve">Warm-loading the model separates model load time from chat latency: </w:t>
+      </w:r>
+      <w:r>
+        <w:t>Calling Ollama directly before opening the UI helps ensure the model is loaded. If chat still hangs afterward, the problem is likely in OpenClaw orchestration rather than model loading.</w:t>
+      </w:r>
+    </w:p>
+    <w:p>
+      <w:pPr>
+        <w:pStyle w:val="ListBullet"/>
+        <w:spacing w:after="80"/>
+      </w:pPr>
+      <w:r>
+        <w:rPr>
+          <w:b/>
+          <w:color w:val="1F4E79"/>
+        </w:rPr>
+        <w:t xml:space="preserve">Automated verification must test the actual user path: </w:t>
+      </w:r>
+      <w:r>
+        <w:t>The project included direct Ollama inference, tool-capability checks, gateway checks, and an OpenClaw agent smoke test. The later debugging showed why end-to-end verification is essential.</w:t>
+      </w:r>
+    </w:p>
+    <w:p>
+      <w:pPr>
+        <w:pStyle w:val="ListBullet"/>
+        <w:spacing w:after="80"/>
+      </w:pPr>
+      <w:r>
+        <w:rPr>
+          <w:b/>
+          <w:color w:val="1F4E79"/>
+        </w:rPr>
+        <w:t xml:space="preserve">Version drift can break automation: </w:t>
+      </w:r>
+      <w:r>
+        <w:t>OpenClaw 2026.4.27 introduced a requirement for --accept-risk during non-interactive onboarding. Scripts that use latest packages must be updated or pinned to avoid surprise failures.</w:t>
+      </w:r>
+    </w:p>
+    <w:p>
+      <w:pPr>
+        <w:pStyle w:val="ListBullet"/>
+        <w:spacing w:after="80"/>
+      </w:pPr>
+      <w:r>
+        <w:rPr>
+          <w:b/>
+          <w:color w:val="1F4E79"/>
+        </w:rPr>
+        <w:t xml:space="preserve">4-bit quantization enables local experimentation: </w:t>
+      </w:r>
+      <w:r>
+        <w:t>The 3B Q4_K_M model could fit on a 4 GB laptop GPU, making local Ollama inference feasible. Without 4-bit quantization, FP16 weights alone would require about 6 GB before runtime overhead.</w:t>
+      </w:r>
+    </w:p>
+    <w:p>
+      <w:pPr>
+        <w:pStyle w:val="ListBullet"/>
+        <w:spacing w:after="80"/>
+      </w:pPr>
+      <w:r>
+        <w:rPr>
+          <w:b/>
+          <w:color w:val="1F4E79"/>
+        </w:rPr>
+        <w:t xml:space="preserve">LoRA rank is a capacity-versus-cost control: </w:t>
+      </w:r>
+      <w:r>
+        <w:t>Rank 16 was a practical middle ground: enough trainable capacity for adaptation while keeping LoRA parameters, gradients, optimizer state, and adapter size manageable.</w:t>
+      </w:r>
+    </w:p>
+    <w:p>
+      <w:pPr>
+        <w:pStyle w:val="ListBullet"/>
+        <w:spacing w:after="80"/>
+      </w:pPr>
+      <w:r>
+        <w:rPr>
+          <w:b/>
+          <w:color w:val="1F4E79"/>
+        </w:rPr>
+        <w:t xml:space="preserve">Dataset formatting is part of model quality: </w:t>
+      </w:r>
+      <w:r>
+        <w:t>The R1-Distill-SFT examples were converted into Qwen chat format. Using the correct chat template is not cosmetic; it teaches the model the same role structure it will see during inference.</w:t>
+      </w:r>
+    </w:p>
+    <w:p>
+      <w:pPr>
+        <w:pStyle w:val="ListBullet"/>
+        <w:spacing w:after="80"/>
+      </w:pPr>
+      <w:r>
+        <w:rPr>
+          <w:b/>
+          <w:color w:val="1F4E79"/>
+        </w:rPr>
+        <w:t xml:space="preserve">WSL2 service management needs fallbacks: </w:t>
+      </w:r>
+      <w:r>
+        <w:t>The scripts support systemd, user systemd services, and manual PID-based background runners. This matters because WSL2 environments differ across machines.</w:t>
+      </w:r>
+    </w:p>
+    <w:p>
+      <w:pPr>
+        <w:pStyle w:val="ListBullet"/>
+        <w:spacing w:after="80"/>
+      </w:pPr>
+      <w:r>
+        <w:rPr>
+          <w:b/>
+          <w:color w:val="1F4E79"/>
+        </w:rPr>
+        <w:t xml:space="preserve">Fast local chat may need a separate path from agent UI: </w:t>
+      </w:r>
+      <w:r>
+        <w:t>For sub-5-second answers, direct Ollama was the reliable path. OpenClaw remains useful for agent workflows, but it adds overhead that may not fit simple local Q&amp;A.</w:t>
+      </w:r>
+    </w:p>
+    <w:p>
+      <w:pPr>
+        <w:pStyle w:val="Heading2"/>
+      </w:pPr>
+      <w:r>
+        <w:t>Interview Framing</w:t>
+      </w:r>
+    </w:p>
+    <w:p>
+      <w:pPr>
+        <w:spacing w:after="160"/>
+      </w:pPr>
+      <w:r>
+        <w:t>The strongest lesson is that building a useful local LLM system is not only about fine-tuning a model. It also requires artifact management, prompt-format compatibility, service orchestration, reliable verification, startup hygiene, and realistic latency expectations.</w:t>
+      </w:r>
+    </w:p>
     <w:sectPr>
       <w:pgSz w:w="12240" w:h="15840"/>
       <w:pgMar w:top="936" w:right="1080" w:bottom="936" w:left="1080" w:header="720" w:footer="720" w:gutter="0"/>
